--- a/DocIQ_Project_Description.docx
+++ b/DocIQ_Project_Description.docx
@@ -123,7 +123,15 @@
           <w:sz w:val="24"/>
           <w:szCs w:val="24"/>
         </w:rPr>
-        <w:t>Classification: Confidential</w:t>
+        <w:t xml:space="preserve">Classification: </w:t>
+      </w:r>
+      <w:r>
+        <w:rPr>
+          <w:color w:val="666666"/>
+          <w:sz w:val="24"/>
+          <w:szCs w:val="24"/>
+        </w:rPr>
+        <w:t>Public</w:t>
       </w:r>
     </w:p>
     <w:p>
@@ -357,10 +365,7 @@
         <w:jc w:val="both"/>
       </w:pPr>
       <w:r>
-        <w:t>Amphibian Labs builds AI-powered systems that are designed from the ground up to integrate with the platforms, workflows, and infrastructure that organisations already rely on. Rather than replacing existing tools, Amphibian Labs products augment them, embedding automation and artificial intelligence directly into established operations so that businesses of any size can adopt cutting-edge technology without disruption. The guiding mission is to make human work easier and smoother while measurably increasin</w:t>
-      </w:r>
-      <w:r>
-        <w:t>g efficiency and reducing errors.</w:t>
+        <w:t>Amphibian Labs builds AI-powered systems that are designed from the ground up to integrate with the platforms, workflows, and infrastructure that organisations already rely on. Rather than replacing existing tools, Amphibian Labs products augment them, embedding automation and artificial intelligence directly into established operations so that businesses of any size can adopt cutting-edge technology without disruption. The guiding mission is to make human work easier and smoother while measurably increasing efficiency and reducing errors.</w:t>
       </w:r>
     </w:p>
     <w:p>
@@ -369,10 +374,7 @@
         <w:jc w:val="both"/>
       </w:pPr>
       <w:r>
-        <w:t>DocIQ is the first product built on this philosophy. It is an AI-powered backend pipeline system that reads clinical documents, including prescriptions, laboratory results, and clinical histories, and transforms their unstructured content into clean, structured JSON payloads ready for consumption by any downstream system with the appropriate schema. Target deployment environments include hospitals and clinics undertaking digitisation programmes, telemedicine platforms, clinical research data pipelines, heal</w:t>
-      </w:r>
-      <w:r>
-        <w:t>th information exchanges, and small medical practices looking to modernise their records without investing in a full EHR overhaul.</w:t>
+        <w:t>DocIQ is the first product built on this philosophy. It is an AI-powered backend pipeline system that reads clinical documents, including prescriptions, laboratory results, and clinical histories, and transforms their unstructured content into clean, structured JSON payloads ready for consumption by any downstream system with the appropriate schema. Target deployment environments include hospitals and clinics undertaking digitisation programmes, telemedicine platforms, clinical research data pipelines, health information exchanges, and small medical practices looking to modernise their records without investing in a full EHR overhaul.</w:t>
       </w:r>
     </w:p>
     <w:p>
@@ -390,10 +392,7 @@
         <w:jc w:val="both"/>
       </w:pPr>
       <w:r>
-        <w:t>At its core, DocIQ implements a cascading, resource-aware pipeline. When a document enters the system, the pipeline first determines the nature of the PDF, whether it is text-based (digitally generated) or image-based (scanned paper). It then detects the document language, currently supporting English and Spanish through an extensible language module designed to accommodate additional languages as demand grows. The pipeline processes documents page by page, so that expensive OCR inference is invoked only on</w:t>
-      </w:r>
-      <w:r>
-        <w:t xml:space="preserve"> pages that genuinely require optical character recognition, while text-based pages are extracted directly at negligible cost. This per-page intelligence routing dramatically reduces compute load and enables the system to run efficiently on modest hardware.</w:t>
+        <w:t>At its core, DocIQ implements a cascading, resource-aware pipeline. When a document enters the system, the pipeline first determines the nature of the PDF, whether it is text-based (digitally generated) or image-based (scanned paper). It then detects the document language, currently supporting English and Spanish through an extensible language module designed to accommodate additional languages as demand grows. The pipeline processes documents page by page, so that expensive OCR inference is invoked only on pages that genuinely require optical character recognition, while text-based pages are extracted directly at negligible cost. This per-page intelligence routing dramatically reduces compute load and enables the system to run efficiently on modest hardware.</w:t>
       </w:r>
     </w:p>
     <w:p>
@@ -402,10 +401,7 @@
         <w:jc w:val="both"/>
       </w:pPr>
       <w:r>
-        <w:t>Once text is extracted and normalised, an inference engine applies Named Entity Recognition (NER) and classification models to identify clinical entities and their relationships. A strict validation layer enforces Pydantic schemas for each document type, ensuring data quality before any output leaves the system. Finally, a FHIR mapper converts validated documents into interoperable healthcare resources (DiagnosticReport, MedicationRequest, Encounter), while the output formatter simultaneously produces schem</w:t>
-      </w:r>
-      <w:r>
-        <w:t>a-configurable JSON artifacts that can be consumed by non-FHIR systems. The result is a single pipeline that turns opaque paper documents into structured, validated, integration-ready data.</w:t>
+        <w:t>Once text is extracted and normalised, an inference engine applies Named Entity Recognition (NER) and classification models to identify clinical entities and their relationships. A strict validation layer enforces Pydantic schemas for each document type, ensuring data quality before any output leaves the system. Finally, a FHIR mapper converts validated documents into interoperable healthcare resources (DiagnosticReport, MedicationRequest, Encounter), while the output formatter simultaneously produces schema-configurable JSON artifacts that can be consumed by non-FHIR systems. The result is a single pipeline that turns opaque paper documents into structured, validated, integration-ready data.</w:t>
       </w:r>
     </w:p>
     <w:p>
@@ -807,12 +803,6 @@
         <w:gridCol w:w="6360"/>
       </w:tblGrid>
       <w:tr>
-        <w:tblPrEx>
-          <w:tblCellMar>
-            <w:top w:w="0" w:type="dxa"/>
-            <w:bottom w:w="0" w:type="dxa"/>
-          </w:tblCellMar>
-        </w:tblPrEx>
         <w:tc>
           <w:tcPr>
             <w:tcW w:w="800" w:type="dxa"/>
@@ -899,12 +889,6 @@
         </w:tc>
       </w:tr>
       <w:tr>
-        <w:tblPrEx>
-          <w:tblCellMar>
-            <w:top w:w="0" w:type="dxa"/>
-            <w:bottom w:w="0" w:type="dxa"/>
-          </w:tblCellMar>
-        </w:tblPrEx>
         <w:tc>
           <w:tcPr>
             <w:tcW w:w="800" w:type="dxa"/>
@@ -976,12 +960,6 @@
         </w:tc>
       </w:tr>
       <w:tr>
-        <w:tblPrEx>
-          <w:tblCellMar>
-            <w:top w:w="0" w:type="dxa"/>
-            <w:bottom w:w="0" w:type="dxa"/>
-          </w:tblCellMar>
-        </w:tblPrEx>
         <w:tc>
           <w:tcPr>
             <w:tcW w:w="800" w:type="dxa"/>
@@ -1050,12 +1028,6 @@
         </w:tc>
       </w:tr>
       <w:tr>
-        <w:tblPrEx>
-          <w:tblCellMar>
-            <w:top w:w="0" w:type="dxa"/>
-            <w:bottom w:w="0" w:type="dxa"/>
-          </w:tblCellMar>
-        </w:tblPrEx>
         <w:tc>
           <w:tcPr>
             <w:tcW w:w="800" w:type="dxa"/>
@@ -1127,12 +1099,6 @@
         </w:tc>
       </w:tr>
       <w:tr>
-        <w:tblPrEx>
-          <w:tblCellMar>
-            <w:top w:w="0" w:type="dxa"/>
-            <w:bottom w:w="0" w:type="dxa"/>
-          </w:tblCellMar>
-        </w:tblPrEx>
         <w:tc>
           <w:tcPr>
             <w:tcW w:w="800" w:type="dxa"/>
@@ -1201,12 +1167,6 @@
         </w:tc>
       </w:tr>
       <w:tr>
-        <w:tblPrEx>
-          <w:tblCellMar>
-            <w:top w:w="0" w:type="dxa"/>
-            <w:bottom w:w="0" w:type="dxa"/>
-          </w:tblCellMar>
-        </w:tblPrEx>
         <w:tc>
           <w:tcPr>
             <w:tcW w:w="800" w:type="dxa"/>
@@ -1278,12 +1238,6 @@
         </w:tc>
       </w:tr>
       <w:tr>
-        <w:tblPrEx>
-          <w:tblCellMar>
-            <w:top w:w="0" w:type="dxa"/>
-            <w:bottom w:w="0" w:type="dxa"/>
-          </w:tblCellMar>
-        </w:tblPrEx>
         <w:tc>
           <w:tcPr>
             <w:tcW w:w="800" w:type="dxa"/>
@@ -1688,16 +1642,7 @@
         <w:pStyle w:val="Heading2"/>
       </w:pPr>
       <w:r>
-        <w:t>4.</w:t>
-      </w:r>
-      <w:r>
-        <w:t>7</w:t>
-      </w:r>
-      <w:r>
-        <w:t xml:space="preserve"> </w:t>
-      </w:r>
-      <w:r>
-        <w:t>Inference Engine (inference.py)</w:t>
+        <w:t>4.7 Inference Engine (inference.py)</w:t>
       </w:r>
     </w:p>
     <w:p>
@@ -1914,12 +1859,6 @@
         <w:gridCol w:w="4360"/>
       </w:tblGrid>
       <w:tr>
-        <w:tblPrEx>
-          <w:tblCellMar>
-            <w:top w:w="0" w:type="dxa"/>
-            <w:bottom w:w="0" w:type="dxa"/>
-          </w:tblCellMar>
-        </w:tblPrEx>
         <w:tc>
           <w:tcPr>
             <w:tcW w:w="2500" w:type="dxa"/>
@@ -2007,12 +1946,6 @@
         </w:tc>
       </w:tr>
       <w:tr>
-        <w:tblPrEx>
-          <w:tblCellMar>
-            <w:top w:w="0" w:type="dxa"/>
-            <w:bottom w:w="0" w:type="dxa"/>
-          </w:tblCellMar>
-        </w:tblPrEx>
         <w:tc>
           <w:tcPr>
             <w:tcW w:w="2500" w:type="dxa"/>
@@ -2084,12 +2017,6 @@
         </w:tc>
       </w:tr>
       <w:tr>
-        <w:tblPrEx>
-          <w:tblCellMar>
-            <w:top w:w="0" w:type="dxa"/>
-            <w:bottom w:w="0" w:type="dxa"/>
-          </w:tblCellMar>
-        </w:tblPrEx>
         <w:tc>
           <w:tcPr>
             <w:tcW w:w="2500" w:type="dxa"/>
@@ -2158,12 +2085,6 @@
         </w:tc>
       </w:tr>
       <w:tr>
-        <w:tblPrEx>
-          <w:tblCellMar>
-            <w:top w:w="0" w:type="dxa"/>
-            <w:bottom w:w="0" w:type="dxa"/>
-          </w:tblCellMar>
-        </w:tblPrEx>
         <w:tc>
           <w:tcPr>
             <w:tcW w:w="2500" w:type="dxa"/>
@@ -2328,12 +2249,6 @@
         <w:gridCol w:w="2760"/>
       </w:tblGrid>
       <w:tr>
-        <w:tblPrEx>
-          <w:tblCellMar>
-            <w:top w:w="0" w:type="dxa"/>
-            <w:bottom w:w="0" w:type="dxa"/>
-          </w:tblCellMar>
-        </w:tblPrEx>
         <w:tc>
           <w:tcPr>
             <w:tcW w:w="2400" w:type="dxa"/>
@@ -2448,12 +2363,6 @@
         </w:tc>
       </w:tr>
       <w:tr>
-        <w:tblPrEx>
-          <w:tblCellMar>
-            <w:top w:w="0" w:type="dxa"/>
-            <w:bottom w:w="0" w:type="dxa"/>
-          </w:tblCellMar>
-        </w:tblPrEx>
         <w:tc>
           <w:tcPr>
             <w:tcW w:w="2400" w:type="dxa"/>
@@ -2548,12 +2457,6 @@
         </w:tc>
       </w:tr>
       <w:tr>
-        <w:tblPrEx>
-          <w:tblCellMar>
-            <w:top w:w="0" w:type="dxa"/>
-            <w:bottom w:w="0" w:type="dxa"/>
-          </w:tblCellMar>
-        </w:tblPrEx>
         <w:tc>
           <w:tcPr>
             <w:tcW w:w="2400" w:type="dxa"/>
@@ -2644,12 +2547,6 @@
         </w:tc>
       </w:tr>
       <w:tr>
-        <w:tblPrEx>
-          <w:tblCellMar>
-            <w:top w:w="0" w:type="dxa"/>
-            <w:bottom w:w="0" w:type="dxa"/>
-          </w:tblCellMar>
-        </w:tblPrEx>
         <w:tc>
           <w:tcPr>
             <w:tcW w:w="2400" w:type="dxa"/>
@@ -2744,12 +2641,6 @@
         </w:tc>
       </w:tr>
       <w:tr>
-        <w:tblPrEx>
-          <w:tblCellMar>
-            <w:top w:w="0" w:type="dxa"/>
-            <w:bottom w:w="0" w:type="dxa"/>
-          </w:tblCellMar>
-        </w:tblPrEx>
         <w:tc>
           <w:tcPr>
             <w:tcW w:w="2400" w:type="dxa"/>
@@ -2840,12 +2731,6 @@
         </w:tc>
       </w:tr>
       <w:tr>
-        <w:tblPrEx>
-          <w:tblCellMar>
-            <w:top w:w="0" w:type="dxa"/>
-            <w:bottom w:w="0" w:type="dxa"/>
-          </w:tblCellMar>
-        </w:tblPrEx>
         <w:tc>
           <w:tcPr>
             <w:tcW w:w="2400" w:type="dxa"/>
@@ -2940,12 +2825,6 @@
         </w:tc>
       </w:tr>
       <w:tr>
-        <w:tblPrEx>
-          <w:tblCellMar>
-            <w:top w:w="0" w:type="dxa"/>
-            <w:bottom w:w="0" w:type="dxa"/>
-          </w:tblCellMar>
-        </w:tblPrEx>
         <w:tc>
           <w:tcPr>
             <w:tcW w:w="2400" w:type="dxa"/>
@@ -3036,12 +2915,6 @@
         </w:tc>
       </w:tr>
       <w:tr>
-        <w:tblPrEx>
-          <w:tblCellMar>
-            <w:top w:w="0" w:type="dxa"/>
-            <w:bottom w:w="0" w:type="dxa"/>
-          </w:tblCellMar>
-        </w:tblPrEx>
         <w:tc>
           <w:tcPr>
             <w:tcW w:w="2400" w:type="dxa"/>
@@ -3136,12 +3009,6 @@
         </w:tc>
       </w:tr>
       <w:tr>
-        <w:tblPrEx>
-          <w:tblCellMar>
-            <w:top w:w="0" w:type="dxa"/>
-            <w:bottom w:w="0" w:type="dxa"/>
-          </w:tblCellMar>
-        </w:tblPrEx>
         <w:tc>
           <w:tcPr>
             <w:tcW w:w="2400" w:type="dxa"/>
@@ -3232,12 +3099,6 @@
         </w:tc>
       </w:tr>
       <w:tr>
-        <w:tblPrEx>
-          <w:tblCellMar>
-            <w:top w:w="0" w:type="dxa"/>
-            <w:bottom w:w="0" w:type="dxa"/>
-          </w:tblCellMar>
-        </w:tblPrEx>
         <w:tc>
           <w:tcPr>
             <w:tcW w:w="2400" w:type="dxa"/>
@@ -3332,12 +3193,6 @@
         </w:tc>
       </w:tr>
       <w:tr>
-        <w:tblPrEx>
-          <w:tblCellMar>
-            <w:top w:w="0" w:type="dxa"/>
-            <w:bottom w:w="0" w:type="dxa"/>
-          </w:tblCellMar>
-        </w:tblPrEx>
         <w:tc>
           <w:tcPr>
             <w:tcW w:w="2400" w:type="dxa"/>
@@ -3428,12 +3283,6 @@
         </w:tc>
       </w:tr>
       <w:tr>
-        <w:tblPrEx>
-          <w:tblCellMar>
-            <w:top w:w="0" w:type="dxa"/>
-            <w:bottom w:w="0" w:type="dxa"/>
-          </w:tblCellMar>
-        </w:tblPrEx>
         <w:tc>
           <w:tcPr>
             <w:tcW w:w="2400" w:type="dxa"/>
@@ -3908,12 +3757,6 @@
         <w:gridCol w:w="6560"/>
       </w:tblGrid>
       <w:tr>
-        <w:tblPrEx>
-          <w:tblCellMar>
-            <w:top w:w="0" w:type="dxa"/>
-            <w:bottom w:w="0" w:type="dxa"/>
-          </w:tblCellMar>
-        </w:tblPrEx>
         <w:tc>
           <w:tcPr>
             <w:tcW w:w="2800" w:type="dxa"/>
@@ -3972,12 +3815,6 @@
         </w:tc>
       </w:tr>
       <w:tr>
-        <w:tblPrEx>
-          <w:tblCellMar>
-            <w:top w:w="0" w:type="dxa"/>
-            <w:bottom w:w="0" w:type="dxa"/>
-          </w:tblCellMar>
-        </w:tblPrEx>
         <w:tc>
           <w:tcPr>
             <w:tcW w:w="2800" w:type="dxa"/>
@@ -4026,12 +3863,6 @@
         </w:tc>
       </w:tr>
       <w:tr>
-        <w:tblPrEx>
-          <w:tblCellMar>
-            <w:top w:w="0" w:type="dxa"/>
-            <w:bottom w:w="0" w:type="dxa"/>
-          </w:tblCellMar>
-        </w:tblPrEx>
         <w:tc>
           <w:tcPr>
             <w:tcW w:w="2800" w:type="dxa"/>
@@ -4078,12 +3909,6 @@
         </w:tc>
       </w:tr>
       <w:tr>
-        <w:tblPrEx>
-          <w:tblCellMar>
-            <w:top w:w="0" w:type="dxa"/>
-            <w:bottom w:w="0" w:type="dxa"/>
-          </w:tblCellMar>
-        </w:tblPrEx>
         <w:tc>
           <w:tcPr>
             <w:tcW w:w="2800" w:type="dxa"/>
@@ -4132,12 +3957,6 @@
         </w:tc>
       </w:tr>
       <w:tr>
-        <w:tblPrEx>
-          <w:tblCellMar>
-            <w:top w:w="0" w:type="dxa"/>
-            <w:bottom w:w="0" w:type="dxa"/>
-          </w:tblCellMar>
-        </w:tblPrEx>
         <w:tc>
           <w:tcPr>
             <w:tcW w:w="2800" w:type="dxa"/>
@@ -4184,12 +4003,6 @@
         </w:tc>
       </w:tr>
       <w:tr>
-        <w:tblPrEx>
-          <w:tblCellMar>
-            <w:top w:w="0" w:type="dxa"/>
-            <w:bottom w:w="0" w:type="dxa"/>
-          </w:tblCellMar>
-        </w:tblPrEx>
         <w:tc>
           <w:tcPr>
             <w:tcW w:w="2800" w:type="dxa"/>
@@ -4563,12 +4376,6 @@
         <w:gridCol w:w="5360"/>
       </w:tblGrid>
       <w:tr>
-        <w:tblPrEx>
-          <w:tblCellMar>
-            <w:top w:w="0" w:type="dxa"/>
-            <w:bottom w:w="0" w:type="dxa"/>
-          </w:tblCellMar>
-        </w:tblPrEx>
         <w:tc>
           <w:tcPr>
             <w:tcW w:w="2200" w:type="dxa"/>
@@ -4655,12 +4462,6 @@
         </w:tc>
       </w:tr>
       <w:tr>
-        <w:tblPrEx>
-          <w:tblCellMar>
-            <w:top w:w="0" w:type="dxa"/>
-            <w:bottom w:w="0" w:type="dxa"/>
-          </w:tblCellMar>
-        </w:tblPrEx>
         <w:tc>
           <w:tcPr>
             <w:tcW w:w="2200" w:type="dxa"/>
@@ -4732,12 +4533,6 @@
         </w:tc>
       </w:tr>
       <w:tr>
-        <w:tblPrEx>
-          <w:tblCellMar>
-            <w:top w:w="0" w:type="dxa"/>
-            <w:bottom w:w="0" w:type="dxa"/>
-          </w:tblCellMar>
-        </w:tblPrEx>
         <w:tc>
           <w:tcPr>
             <w:tcW w:w="2200" w:type="dxa"/>
@@ -4806,12 +4601,6 @@
         </w:tc>
       </w:tr>
       <w:tr>
-        <w:tblPrEx>
-          <w:tblCellMar>
-            <w:top w:w="0" w:type="dxa"/>
-            <w:bottom w:w="0" w:type="dxa"/>
-          </w:tblCellMar>
-        </w:tblPrEx>
         <w:tc>
           <w:tcPr>
             <w:tcW w:w="2200" w:type="dxa"/>
@@ -4883,12 +4672,6 @@
         </w:tc>
       </w:tr>
       <w:tr>
-        <w:tblPrEx>
-          <w:tblCellMar>
-            <w:top w:w="0" w:type="dxa"/>
-            <w:bottom w:w="0" w:type="dxa"/>
-          </w:tblCellMar>
-        </w:tblPrEx>
         <w:tc>
           <w:tcPr>
             <w:tcW w:w="2200" w:type="dxa"/>
@@ -4957,12 +4740,6 @@
         </w:tc>
       </w:tr>
       <w:tr>
-        <w:tblPrEx>
-          <w:tblCellMar>
-            <w:top w:w="0" w:type="dxa"/>
-            <w:bottom w:w="0" w:type="dxa"/>
-          </w:tblCellMar>
-        </w:tblPrEx>
         <w:tc>
           <w:tcPr>
             <w:tcW w:w="2200" w:type="dxa"/>
@@ -5034,12 +4811,6 @@
         </w:tc>
       </w:tr>
       <w:tr>
-        <w:tblPrEx>
-          <w:tblCellMar>
-            <w:top w:w="0" w:type="dxa"/>
-            <w:bottom w:w="0" w:type="dxa"/>
-          </w:tblCellMar>
-        </w:tblPrEx>
         <w:tc>
           <w:tcPr>
             <w:tcW w:w="2200" w:type="dxa"/>
@@ -5108,12 +4879,6 @@
         </w:tc>
       </w:tr>
       <w:tr>
-        <w:tblPrEx>
-          <w:tblCellMar>
-            <w:top w:w="0" w:type="dxa"/>
-            <w:bottom w:w="0" w:type="dxa"/>
-          </w:tblCellMar>
-        </w:tblPrEx>
         <w:tc>
           <w:tcPr>
             <w:tcW w:w="2200" w:type="dxa"/>
@@ -5185,12 +4950,6 @@
         </w:tc>
       </w:tr>
       <w:tr>
-        <w:tblPrEx>
-          <w:tblCellMar>
-            <w:top w:w="0" w:type="dxa"/>
-            <w:bottom w:w="0" w:type="dxa"/>
-          </w:tblCellMar>
-        </w:tblPrEx>
         <w:tc>
           <w:tcPr>
             <w:tcW w:w="2200" w:type="dxa"/>
@@ -5259,12 +5018,6 @@
         </w:tc>
       </w:tr>
       <w:tr>
-        <w:tblPrEx>
-          <w:tblCellMar>
-            <w:top w:w="0" w:type="dxa"/>
-            <w:bottom w:w="0" w:type="dxa"/>
-          </w:tblCellMar>
-        </w:tblPrEx>
         <w:tc>
           <w:tcPr>
             <w:tcW w:w="2200" w:type="dxa"/>
@@ -5389,12 +5142,6 @@
         <w:gridCol w:w="4120"/>
       </w:tblGrid>
       <w:tr>
-        <w:tblPrEx>
-          <w:tblCellMar>
-            <w:top w:w="0" w:type="dxa"/>
-            <w:bottom w:w="0" w:type="dxa"/>
-          </w:tblCellMar>
-        </w:tblPrEx>
         <w:tc>
           <w:tcPr>
             <w:tcW w:w="500" w:type="dxa"/>
@@ -5537,12 +5284,6 @@
         </w:tc>
       </w:tr>
       <w:tr>
-        <w:tblPrEx>
-          <w:tblCellMar>
-            <w:top w:w="0" w:type="dxa"/>
-            <w:bottom w:w="0" w:type="dxa"/>
-          </w:tblCellMar>
-        </w:tblPrEx>
         <w:tc>
           <w:tcPr>
             <w:tcW w:w="500" w:type="dxa"/>
@@ -5675,12 +5416,6 @@
         </w:tc>
       </w:tr>
       <w:tr>
-        <w:tblPrEx>
-          <w:tblCellMar>
-            <w:top w:w="0" w:type="dxa"/>
-            <w:bottom w:w="0" w:type="dxa"/>
-          </w:tblCellMar>
-        </w:tblPrEx>
         <w:tc>
           <w:tcPr>
             <w:tcW w:w="500" w:type="dxa"/>
@@ -5808,12 +5543,6 @@
         </w:tc>
       </w:tr>
       <w:tr>
-        <w:tblPrEx>
-          <w:tblCellMar>
-            <w:top w:w="0" w:type="dxa"/>
-            <w:bottom w:w="0" w:type="dxa"/>
-          </w:tblCellMar>
-        </w:tblPrEx>
         <w:tc>
           <w:tcPr>
             <w:tcW w:w="500" w:type="dxa"/>
@@ -5946,12 +5675,6 @@
         </w:tc>
       </w:tr>
       <w:tr>
-        <w:tblPrEx>
-          <w:tblCellMar>
-            <w:top w:w="0" w:type="dxa"/>
-            <w:bottom w:w="0" w:type="dxa"/>
-          </w:tblCellMar>
-        </w:tblPrEx>
         <w:tc>
           <w:tcPr>
             <w:tcW w:w="500" w:type="dxa"/>
@@ -6079,12 +5802,6 @@
         </w:tc>
       </w:tr>
       <w:tr>
-        <w:tblPrEx>
-          <w:tblCellMar>
-            <w:top w:w="0" w:type="dxa"/>
-            <w:bottom w:w="0" w:type="dxa"/>
-          </w:tblCellMar>
-        </w:tblPrEx>
         <w:tc>
           <w:tcPr>
             <w:tcW w:w="500" w:type="dxa"/>
@@ -6217,12 +5934,6 @@
         </w:tc>
       </w:tr>
       <w:tr>
-        <w:tblPrEx>
-          <w:tblCellMar>
-            <w:top w:w="0" w:type="dxa"/>
-            <w:bottom w:w="0" w:type="dxa"/>
-          </w:tblCellMar>
-        </w:tblPrEx>
         <w:tc>
           <w:tcPr>
             <w:tcW w:w="500" w:type="dxa"/>
@@ -6350,12 +6061,6 @@
         </w:tc>
       </w:tr>
       <w:tr>
-        <w:tblPrEx>
-          <w:tblCellMar>
-            <w:top w:w="0" w:type="dxa"/>
-            <w:bottom w:w="0" w:type="dxa"/>
-          </w:tblCellMar>
-        </w:tblPrEx>
         <w:tc>
           <w:tcPr>
             <w:tcW w:w="500" w:type="dxa"/>
@@ -6488,12 +6193,6 @@
         </w:tc>
       </w:tr>
       <w:tr>
-        <w:tblPrEx>
-          <w:tblCellMar>
-            <w:top w:w="0" w:type="dxa"/>
-            <w:bottom w:w="0" w:type="dxa"/>
-          </w:tblCellMar>
-        </w:tblPrEx>
         <w:tc>
           <w:tcPr>
             <w:tcW w:w="500" w:type="dxa"/>
@@ -7346,12 +7045,6 @@
         <w:gridCol w:w="3860"/>
       </w:tblGrid>
       <w:tr>
-        <w:tblPrEx>
-          <w:tblCellMar>
-            <w:top w:w="0" w:type="dxa"/>
-            <w:bottom w:w="0" w:type="dxa"/>
-          </w:tblCellMar>
-        </w:tblPrEx>
         <w:tc>
           <w:tcPr>
             <w:tcW w:w="2500" w:type="dxa"/>
@@ -7466,12 +7159,6 @@
         </w:tc>
       </w:tr>
       <w:tr>
-        <w:tblPrEx>
-          <w:tblCellMar>
-            <w:top w:w="0" w:type="dxa"/>
-            <w:bottom w:w="0" w:type="dxa"/>
-          </w:tblCellMar>
-        </w:tblPrEx>
         <w:tc>
           <w:tcPr>
             <w:tcW w:w="2500" w:type="dxa"/>
@@ -7566,12 +7253,6 @@
         </w:tc>
       </w:tr>
       <w:tr>
-        <w:tblPrEx>
-          <w:tblCellMar>
-            <w:top w:w="0" w:type="dxa"/>
-            <w:bottom w:w="0" w:type="dxa"/>
-          </w:tblCellMar>
-        </w:tblPrEx>
         <w:tc>
           <w:tcPr>
             <w:tcW w:w="2500" w:type="dxa"/>
@@ -7662,12 +7343,6 @@
         </w:tc>
       </w:tr>
       <w:tr>
-        <w:tblPrEx>
-          <w:tblCellMar>
-            <w:top w:w="0" w:type="dxa"/>
-            <w:bottom w:w="0" w:type="dxa"/>
-          </w:tblCellMar>
-        </w:tblPrEx>
         <w:tc>
           <w:tcPr>
             <w:tcW w:w="2500" w:type="dxa"/>
@@ -7762,12 +7437,6 @@
         </w:tc>
       </w:tr>
       <w:tr>
-        <w:tblPrEx>
-          <w:tblCellMar>
-            <w:top w:w="0" w:type="dxa"/>
-            <w:bottom w:w="0" w:type="dxa"/>
-          </w:tblCellMar>
-        </w:tblPrEx>
         <w:tc>
           <w:tcPr>
             <w:tcW w:w="2500" w:type="dxa"/>
@@ -7858,12 +7527,6 @@
         </w:tc>
       </w:tr>
       <w:tr>
-        <w:tblPrEx>
-          <w:tblCellMar>
-            <w:top w:w="0" w:type="dxa"/>
-            <w:bottom w:w="0" w:type="dxa"/>
-          </w:tblCellMar>
-        </w:tblPrEx>
         <w:tc>
           <w:tcPr>
             <w:tcW w:w="2500" w:type="dxa"/>
@@ -7958,12 +7621,6 @@
         </w:tc>
       </w:tr>
       <w:tr>
-        <w:tblPrEx>
-          <w:tblCellMar>
-            <w:top w:w="0" w:type="dxa"/>
-            <w:bottom w:w="0" w:type="dxa"/>
-          </w:tblCellMar>
-        </w:tblPrEx>
         <w:tc>
           <w:tcPr>
             <w:tcW w:w="2500" w:type="dxa"/>
@@ -8054,12 +7711,6 @@
         </w:tc>
       </w:tr>
       <w:tr>
-        <w:tblPrEx>
-          <w:tblCellMar>
-            <w:top w:w="0" w:type="dxa"/>
-            <w:bottom w:w="0" w:type="dxa"/>
-          </w:tblCellMar>
-        </w:tblPrEx>
         <w:tc>
           <w:tcPr>
             <w:tcW w:w="2500" w:type="dxa"/>
@@ -8154,12 +7805,6 @@
         </w:tc>
       </w:tr>
       <w:tr>
-        <w:tblPrEx>
-          <w:tblCellMar>
-            <w:top w:w="0" w:type="dxa"/>
-            <w:bottom w:w="0" w:type="dxa"/>
-          </w:tblCellMar>
-        </w:tblPrEx>
         <w:tc>
           <w:tcPr>
             <w:tcW w:w="2500" w:type="dxa"/>
@@ -8250,12 +7895,6 @@
         </w:tc>
       </w:tr>
       <w:tr>
-        <w:tblPrEx>
-          <w:tblCellMar>
-            <w:top w:w="0" w:type="dxa"/>
-            <w:bottom w:w="0" w:type="dxa"/>
-          </w:tblCellMar>
-        </w:tblPrEx>
         <w:tc>
           <w:tcPr>
             <w:tcW w:w="2500" w:type="dxa"/>
@@ -8350,12 +7989,6 @@
         </w:tc>
       </w:tr>
       <w:tr>
-        <w:tblPrEx>
-          <w:tblCellMar>
-            <w:top w:w="0" w:type="dxa"/>
-            <w:bottom w:w="0" w:type="dxa"/>
-          </w:tblCellMar>
-        </w:tblPrEx>
         <w:tc>
           <w:tcPr>
             <w:tcW w:w="2500" w:type="dxa"/>
@@ -8446,12 +8079,6 @@
         </w:tc>
       </w:tr>
       <w:tr>
-        <w:tblPrEx>
-          <w:tblCellMar>
-            <w:top w:w="0" w:type="dxa"/>
-            <w:bottom w:w="0" w:type="dxa"/>
-          </w:tblCellMar>
-        </w:tblPrEx>
         <w:tc>
           <w:tcPr>
             <w:tcW w:w="2500" w:type="dxa"/>
@@ -8546,12 +8173,6 @@
         </w:tc>
       </w:tr>
       <w:tr>
-        <w:tblPrEx>
-          <w:tblCellMar>
-            <w:top w:w="0" w:type="dxa"/>
-            <w:bottom w:w="0" w:type="dxa"/>
-          </w:tblCellMar>
-        </w:tblPrEx>
         <w:tc>
           <w:tcPr>
             <w:tcW w:w="2500" w:type="dxa"/>
@@ -8675,12 +8296,6 @@
         <w:gridCol w:w="4000"/>
       </w:tblGrid>
       <w:tr>
-        <w:tblPrEx>
-          <w:tblCellMar>
-            <w:top w:w="0" w:type="dxa"/>
-            <w:bottom w:w="0" w:type="dxa"/>
-          </w:tblCellMar>
-        </w:tblPrEx>
         <w:tc>
           <w:tcPr>
             <w:tcW w:w="2000" w:type="dxa"/>
@@ -8767,12 +8382,6 @@
         </w:tc>
       </w:tr>
       <w:tr>
-        <w:tblPrEx>
-          <w:tblCellMar>
-            <w:top w:w="0" w:type="dxa"/>
-            <w:bottom w:w="0" w:type="dxa"/>
-          </w:tblCellMar>
-        </w:tblPrEx>
         <w:tc>
           <w:tcPr>
             <w:tcW w:w="2000" w:type="dxa"/>
@@ -8844,12 +8453,6 @@
         </w:tc>
       </w:tr>
       <w:tr>
-        <w:tblPrEx>
-          <w:tblCellMar>
-            <w:top w:w="0" w:type="dxa"/>
-            <w:bottom w:w="0" w:type="dxa"/>
-          </w:tblCellMar>
-        </w:tblPrEx>
         <w:tc>
           <w:tcPr>
             <w:tcW w:w="2000" w:type="dxa"/>
@@ -8918,12 +8521,6 @@
         </w:tc>
       </w:tr>
       <w:tr>
-        <w:tblPrEx>
-          <w:tblCellMar>
-            <w:top w:w="0" w:type="dxa"/>
-            <w:bottom w:w="0" w:type="dxa"/>
-          </w:tblCellMar>
-        </w:tblPrEx>
         <w:tc>
           <w:tcPr>
             <w:tcW w:w="2000" w:type="dxa"/>
@@ -8995,12 +8592,6 @@
         </w:tc>
       </w:tr>
       <w:tr>
-        <w:tblPrEx>
-          <w:tblCellMar>
-            <w:top w:w="0" w:type="dxa"/>
-            <w:bottom w:w="0" w:type="dxa"/>
-          </w:tblCellMar>
-        </w:tblPrEx>
         <w:tc>
           <w:tcPr>
             <w:tcW w:w="2000" w:type="dxa"/>
@@ -9069,12 +8660,6 @@
         </w:tc>
       </w:tr>
       <w:tr>
-        <w:tblPrEx>
-          <w:tblCellMar>
-            <w:top w:w="0" w:type="dxa"/>
-            <w:bottom w:w="0" w:type="dxa"/>
-          </w:tblCellMar>
-        </w:tblPrEx>
         <w:tc>
           <w:tcPr>
             <w:tcW w:w="2000" w:type="dxa"/>
@@ -9146,12 +8731,6 @@
         </w:tc>
       </w:tr>
       <w:tr>
-        <w:tblPrEx>
-          <w:tblCellMar>
-            <w:top w:w="0" w:type="dxa"/>
-            <w:bottom w:w="0" w:type="dxa"/>
-          </w:tblCellMar>
-        </w:tblPrEx>
         <w:tc>
           <w:tcPr>
             <w:tcW w:w="2000" w:type="dxa"/>
@@ -9553,12 +9132,6 @@
         <w:gridCol w:w="7160"/>
       </w:tblGrid>
       <w:tr>
-        <w:tblPrEx>
-          <w:tblCellMar>
-            <w:top w:w="0" w:type="dxa"/>
-            <w:bottom w:w="0" w:type="dxa"/>
-          </w:tblCellMar>
-        </w:tblPrEx>
         <w:tc>
           <w:tcPr>
             <w:tcW w:w="2200" w:type="dxa"/>
@@ -9617,12 +9190,6 @@
         </w:tc>
       </w:tr>
       <w:tr>
-        <w:tblPrEx>
-          <w:tblCellMar>
-            <w:top w:w="0" w:type="dxa"/>
-            <w:bottom w:w="0" w:type="dxa"/>
-          </w:tblCellMar>
-        </w:tblPrEx>
         <w:tc>
           <w:tcPr>
             <w:tcW w:w="2200" w:type="dxa"/>
@@ -9671,12 +9238,6 @@
         </w:tc>
       </w:tr>
       <w:tr>
-        <w:tblPrEx>
-          <w:tblCellMar>
-            <w:top w:w="0" w:type="dxa"/>
-            <w:bottom w:w="0" w:type="dxa"/>
-          </w:tblCellMar>
-        </w:tblPrEx>
         <w:tc>
           <w:tcPr>
             <w:tcW w:w="2200" w:type="dxa"/>
@@ -9723,12 +9284,6 @@
         </w:tc>
       </w:tr>
       <w:tr>
-        <w:tblPrEx>
-          <w:tblCellMar>
-            <w:top w:w="0" w:type="dxa"/>
-            <w:bottom w:w="0" w:type="dxa"/>
-          </w:tblCellMar>
-        </w:tblPrEx>
         <w:tc>
           <w:tcPr>
             <w:tcW w:w="2200" w:type="dxa"/>
@@ -9777,12 +9332,6 @@
         </w:tc>
       </w:tr>
       <w:tr>
-        <w:tblPrEx>
-          <w:tblCellMar>
-            <w:top w:w="0" w:type="dxa"/>
-            <w:bottom w:w="0" w:type="dxa"/>
-          </w:tblCellMar>
-        </w:tblPrEx>
         <w:tc>
           <w:tcPr>
             <w:tcW w:w="2200" w:type="dxa"/>
@@ -9829,12 +9378,6 @@
         </w:tc>
       </w:tr>
       <w:tr>
-        <w:tblPrEx>
-          <w:tblCellMar>
-            <w:top w:w="0" w:type="dxa"/>
-            <w:bottom w:w="0" w:type="dxa"/>
-          </w:tblCellMar>
-        </w:tblPrEx>
         <w:tc>
           <w:tcPr>
             <w:tcW w:w="2200" w:type="dxa"/>
@@ -9883,12 +9426,6 @@
         </w:tc>
       </w:tr>
       <w:tr>
-        <w:tblPrEx>
-          <w:tblCellMar>
-            <w:top w:w="0" w:type="dxa"/>
-            <w:bottom w:w="0" w:type="dxa"/>
-          </w:tblCellMar>
-        </w:tblPrEx>
         <w:tc>
           <w:tcPr>
             <w:tcW w:w="2200" w:type="dxa"/>
@@ -9935,12 +9472,6 @@
         </w:tc>
       </w:tr>
       <w:tr>
-        <w:tblPrEx>
-          <w:tblCellMar>
-            <w:top w:w="0" w:type="dxa"/>
-            <w:bottom w:w="0" w:type="dxa"/>
-          </w:tblCellMar>
-        </w:tblPrEx>
         <w:tc>
           <w:tcPr>
             <w:tcW w:w="2200" w:type="dxa"/>
@@ -9989,12 +9520,6 @@
         </w:tc>
       </w:tr>
       <w:tr>
-        <w:tblPrEx>
-          <w:tblCellMar>
-            <w:top w:w="0" w:type="dxa"/>
-            <w:bottom w:w="0" w:type="dxa"/>
-          </w:tblCellMar>
-        </w:tblPrEx>
         <w:tc>
           <w:tcPr>
             <w:tcW w:w="2200" w:type="dxa"/>
@@ -10041,12 +9566,6 @@
         </w:tc>
       </w:tr>
       <w:tr>
-        <w:tblPrEx>
-          <w:tblCellMar>
-            <w:top w:w="0" w:type="dxa"/>
-            <w:bottom w:w="0" w:type="dxa"/>
-          </w:tblCellMar>
-        </w:tblPrEx>
         <w:tc>
           <w:tcPr>
             <w:tcW w:w="2200" w:type="dxa"/>
@@ -10095,12 +9614,6 @@
         </w:tc>
       </w:tr>
       <w:tr>
-        <w:tblPrEx>
-          <w:tblCellMar>
-            <w:top w:w="0" w:type="dxa"/>
-            <w:bottom w:w="0" w:type="dxa"/>
-          </w:tblCellMar>
-        </w:tblPrEx>
         <w:tc>
           <w:tcPr>
             <w:tcW w:w="2200" w:type="dxa"/>
@@ -10325,7 +9838,7 @@
         <w:sz w:val="18"/>
         <w:szCs w:val="18"/>
       </w:rPr>
-      <w:t>Confidential</w:t>
+      <w:t>Public</w:t>
     </w:r>
   </w:p>
 </w:hdr>
@@ -11851,6 +11364,48 @@
       <w:szCs w:val="20"/>
     </w:rPr>
   </w:style>
+  <w:style w:type="paragraph" w:styleId="Header">
+    <w:name w:val="header"/>
+    <w:basedOn w:val="Normal"/>
+    <w:link w:val="HeaderChar"/>
+    <w:uiPriority w:val="99"/>
+    <w:unhideWhenUsed/>
+    <w:rsid w:val="002A24B1"/>
+    <w:pPr>
+      <w:tabs>
+        <w:tab w:val="center" w:pos="4513"/>
+        <w:tab w:val="right" w:pos="9026"/>
+      </w:tabs>
+    </w:pPr>
+  </w:style>
+  <w:style w:type="character" w:customStyle="1" w:styleId="HeaderChar">
+    <w:name w:val="Header Char"/>
+    <w:basedOn w:val="DefaultParagraphFont"/>
+    <w:link w:val="Header"/>
+    <w:uiPriority w:val="99"/>
+    <w:rsid w:val="002A24B1"/>
+  </w:style>
+  <w:style w:type="paragraph" w:styleId="Footer">
+    <w:name w:val="footer"/>
+    <w:basedOn w:val="Normal"/>
+    <w:link w:val="FooterChar"/>
+    <w:uiPriority w:val="99"/>
+    <w:unhideWhenUsed/>
+    <w:rsid w:val="002A24B1"/>
+    <w:pPr>
+      <w:tabs>
+        <w:tab w:val="center" w:pos="4513"/>
+        <w:tab w:val="right" w:pos="9026"/>
+      </w:tabs>
+    </w:pPr>
+  </w:style>
+  <w:style w:type="character" w:customStyle="1" w:styleId="FooterChar">
+    <w:name w:val="Footer Char"/>
+    <w:basedOn w:val="DefaultParagraphFont"/>
+    <w:link w:val="Footer"/>
+    <w:uiPriority w:val="99"/>
+    <w:rsid w:val="002A24B1"/>
+  </w:style>
 </w:styles>
 </file>
 

--- a/DocIQ_Project_Description.docx
+++ b/DocIQ_Project_Description.docx
@@ -123,15 +123,7 @@
           <w:sz w:val="24"/>
           <w:szCs w:val="24"/>
         </w:rPr>
-        <w:t xml:space="preserve">Classification: </w:t>
-      </w:r>
-      <w:r>
-        <w:rPr>
-          <w:color w:val="666666"/>
-          <w:sz w:val="24"/>
-          <w:szCs w:val="24"/>
-        </w:rPr>
-        <w:t>Public</w:t>
+        <w:t>Classification: Public</w:t>
       </w:r>
     </w:p>
     <w:p>
@@ -1093,7 +1085,7 @@
           </w:tcPr>
           <w:p>
             <w:r>
-              <w:t>Text-based PDFs use direct extraction via PyMuPDF (fitz). Scanned PDFs and images use OCR pipeline: pdf2image for page rendering, OpenCV for preprocessing (grayscale + thresholding), Tesseract for character recognition. Multithreaded per-page processing.</w:t>
+              <w:t>Text-based PDFs use direct extraction via PyMuPDF (fitz) with multithreaded per-page processing. Scanned PDFs and images use PaddleOCR 3.4+ (PP-OCRv4 models) running entirely on CPU. PaddleOCR handles its own image preprocessing (binarisation, deskew, orientation correction) internally. Pages are processed sequentially since PaddleOCR is not thread-safe.</w:t>
             </w:r>
           </w:p>
         </w:tc>
@@ -1331,11 +1323,6 @@
       </w:pPr>
       <w:r>
         <w:t>Layer 5 (Inference) supports a pluggable model architecture via the ModelRegistry and ModelBundle abstractions. Models are lazily loaded and registered per document type, allowing different NER/classification models to be swapped without modifying the pipeline orchestration. The RelationMapper bridges the gap between flat NER entity output and the structured schemas expected by the validators.</w:t>
-      </w:r>
-    </w:p>
-    <w:p>
-      <w:r>
-        <w:br w:type="page"/>
       </w:r>
     </w:p>
     <w:p>
@@ -1444,7 +1431,7 @@
         <w:t xml:space="preserve">Gate Decision: </w:t>
       </w:r>
       <w:r>
-        <w:t>Returns a boolean that routes the PDF to either the direct extraction path (PyMuPDF) or the OCR pipeline (pdf2image + Tesseract).</w:t>
+        <w:t>Returns a boolean that routes the PDF to either the direct extraction path (PyMuPDF) or the OCR pipeline (PaddleOCR).</w:t>
       </w:r>
     </w:p>
     <w:p>
@@ -1476,7 +1463,7 @@
         <w:t xml:space="preserve">OCR Extraction: </w:t>
       </w:r>
       <w:r>
-        <w:t>Converts PDF pages to images using pdf2image (Poppler backend), applies OpenCV preprocessing (grayscale conversion + binary thresholding at threshold 120), then runs Tesseract OCR on each page image. Also multithreaded.</w:t>
+        <w:t>Converts PDF pages to images using pdf2image (Poppler backend), then runs PaddleOCR on each page image sequentially. PaddleOCR handles its own preprocessing internally.</w:t>
       </w:r>
     </w:p>
     <w:p>
@@ -1532,7 +1519,7 @@
         <w:t xml:space="preserve">Workflow: </w:t>
       </w:r>
       <w:r>
-        <w:t>Loads image via OpenCV, applies preprocessing pipeline (grayscale + thresholding), converts to PIL Image, runs Tesseract OCR, and returns extracted text.</w:t>
+        <w:t>Loads image and delegates to the PaddleOCR singleton engine, which handles preprocessing internally, runs OCR, and returns extracted text.</w:t>
       </w:r>
     </w:p>
     <w:p>
@@ -1544,7 +1531,7 @@
         <w:t xml:space="preserve">Technologies: </w:t>
       </w:r>
       <w:r>
-        <w:t>OpenCV (cv2) for image loading and preprocessing, Pillow for format conversion, pytesseract for OCR execution.</w:t>
+        <w:t>PaddleOCR 3.4+ (PP-OCRv4) for OCR execution, managed as a thread-safe singleton with double-checked locking.</w:t>
       </w:r>
     </w:p>
     <w:p>
@@ -1622,7 +1609,7 @@
         <w:t xml:space="preserve">Image Preprocessing: </w:t>
       </w:r>
       <w:r>
-        <w:t>Converts BGR images to grayscale via OpenCV, then applies binary thresholding (threshold value: 120) to produce clean binary images for OCR.</w:t>
+        <w:t>Text normalisation utilities (Unicode cleanup, whitespace collapsing). PaddleOCR handles image preprocessing internally (binarisation, deskew, orientation correction).</w:t>
       </w:r>
     </w:p>
     <w:p>
@@ -2589,7 +2576,7 @@
           </w:tcPr>
           <w:p>
             <w:r>
-              <w:t>Tesseract (pytesseract)</w:t>
+              <w:t>PaddleOCR 3.4+ (PP-OCRv4)</w:t>
             </w:r>
           </w:p>
         </w:tc>
@@ -3474,7 +3461,7 @@
         <w:jc w:val="both"/>
       </w:pPr>
       <w:r>
-        <w:t>Text extraction: Text-based PDFs use direct PyMuPDF extraction with multithreaded per-page processing. Scanned PDFs use pdf2image to render pages, OpenCV preprocessing (grayscale + threshold), then Tesseract OCR. Images use the standalone OCR module.</w:t>
+        <w:t>Text extraction: Text-based PDFs use direct PyMuPDF extraction with multithreaded per-page processing. Scanned PDFs use pdf2image to render pages, then PaddleOCR for character recognition. Images use the same PaddleOCR singleton. All field matching uses accent-flexible regex that handles both accented text (PyMuPDF) and unaccented text (PaddleOCR output) transparently.</w:t>
       </w:r>
     </w:p>
     <w:p>
@@ -4075,7 +4062,7 @@
         <w:jc w:val="both"/>
       </w:pPr>
       <w:r>
-        <w:t>Primary: Any server or workstation with Python 3.10+ and Tesseract OCR installed. CPU-only operation is fully supported for the extraction pipeline.</w:t>
+        <w:t>Primary: Any server or workstation with Python 3.10+. CPU-only operation is fully supported. PaddleOCR runs entirely locally with no external API calls, suitable for sensitive medical data.</w:t>
       </w:r>
     </w:p>
     <w:p>
@@ -4150,7 +4137,7 @@
         <w:jc w:val="both"/>
       </w:pPr>
       <w:r>
-        <w:t>Tesseract OCR installed with appropriate language packs (English, Spanish).</w:t>
+        <w:t>PaddleOCR 3.4+ with PP-OCRv4 models (downloaded automatically on first use). The English/Latin model handles all Latin-script languages including Spanish.</w:t>
       </w:r>
     </w:p>
     <w:p>
@@ -4208,7 +4195,7 @@
         <w:jc w:val="both"/>
       </w:pPr>
       <w:r>
-        <w:t>Production deployment should use Docker containers with Tesseract and Poppler pre-installed. A Dockerfile should include all system dependencies (tesseract-ocr, poppler-utils, language packs) and Python package requirements. A docker-compose configuration can support single-command deployment including the DocIQ application and any downstream consumers.</w:t>
+        <w:t>Production deployment uses Docker containers with Poppler pre-installed. The multi-stage Dockerfile includes all system dependencies (poppler-utils, OpenCV libraries) and Python packages. PaddleOCR models are downloaded during the build step. A docker-compose configuration supports single-command deployment with Nginx reverse proxy, health checks, and resource limits.</w:t>
       </w:r>
     </w:p>
     <w:p>
@@ -4551,7 +4538,7 @@
           </w:tcPr>
           <w:p>
             <w:r>
-              <w:t>Tesseract OCR</w:t>
+              <w:t>PaddleOCR 3.4+</w:t>
             </w:r>
           </w:p>
         </w:tc>
@@ -5136,10 +5123,10 @@
       </w:tblPr>
       <w:tblGrid>
         <w:gridCol w:w="500"/>
-        <w:gridCol w:w="2091"/>
+        <w:gridCol w:w="2088"/>
         <w:gridCol w:w="1052"/>
-        <w:gridCol w:w="1597"/>
-        <w:gridCol w:w="4120"/>
+        <w:gridCol w:w="1596"/>
+        <w:gridCol w:w="4124"/>
       </w:tblGrid>
       <w:tr>
         <w:tc>
@@ -5410,7 +5397,7 @@
               <w:jc w:val="center"/>
             </w:pPr>
             <w:r>
-              <w:t>Image preprocessing pipeline (grayscale + thresholding). Tesseract language pack tuning. Configurable threshold in preprocess.py.</w:t>
+              <w:t>PaddleOCR engine configuration (enable_mkldnn=False for PaddlePaddle 3.x compatibility). Accent-flexible regex system for bilingual text matching. Raw text preservation for downstream LLM enrichment.</w:t>
             </w:r>
           </w:p>
         </w:tc>
@@ -6385,7 +6372,7 @@
         </w:numPr>
       </w:pPr>
       <w:r>
-        <w:t>Set up Python 3.10+ development environment with Tesseract and Poppler system dependencies.</w:t>
+        <w:t>Set up Python 3.10+ development environment with Poppler system dependencies. PaddleOCR models download automatically on first use.</w:t>
       </w:r>
     </w:p>
     <w:p>
@@ -6421,7 +6408,7 @@
         </w:numPr>
       </w:pPr>
       <w:r>
-        <w:t>Integrate pdf2image + Tesseract OCR pipeline for scanned documents.</w:t>
+        <w:t>Integrate pdf2image + PaddleOCR pipeline for scanned documents. Implement accent-flexible regex extraction for bilingual support.</w:t>
       </w:r>
     </w:p>
     <w:p>
@@ -6433,7 +6420,7 @@
         </w:numPr>
       </w:pPr>
       <w:r>
-        <w:t>Implement OpenCV image preprocessing (grayscale + thresholding) for OCR quality.</w:t>
+        <w:t>Implement PaddleOCR integration with thread-safe singleton engine. Add accent-flexible regex for bilingual field extraction.</w:t>
       </w:r>
     </w:p>
     <w:p>
@@ -6729,6 +6716,7 @@
           <w:i/>
           <w:iCs/>
         </w:rPr>
+        <w:lastRenderedPageBreak/>
         <w:t xml:space="preserve">Deliverable: </w:t>
       </w:r>
       <w:r>
@@ -6745,7 +6733,6 @@
         <w:pStyle w:val="Heading2"/>
       </w:pPr>
       <w:r>
-        <w:lastRenderedPageBreak/>
         <w:t>Phase 4: FHIR Mapping &amp; Output Persistence</w:t>
       </w:r>
     </w:p>
@@ -6920,7 +6907,7 @@
         </w:numPr>
       </w:pPr>
       <w:r>
-        <w:t>Dockerise the application with Tesseract, Poppler, and all Python dependencies.</w:t>
+        <w:t>Dockerise the application with Poppler, PaddleOCR, and all Python dependencies. Include Nginx reverse proxy and health checks.</w:t>
       </w:r>
     </w:p>
     <w:p>
@@ -9538,7 +9525,7 @@
           </w:tcPr>
           <w:p>
             <w:r>
-              <w:t>Tesseract</w:t>
+              <w:t>PaddleOCR</w:t>
             </w:r>
           </w:p>
         </w:tc>
